--- a/pequenos-grupos/ficha-semanal.docx
+++ b/pequenos-grupos/ficha-semanal.docx
@@ -72,6 +72,9 @@
         <w:gridCol w:w="3813"/>
       </w:tblGrid>
       <w:tr>
+        <w:trPr>
+          <w:cantSplit/>
+        </w:trPr>
         <w:tc>
           <w:tcPr>
             <w:tcW w:type="dxa" w:w="2946"/>
@@ -212,6 +215,9 @@
         <w:gridCol w:w="8666"/>
       </w:tblGrid>
       <w:tr>
+        <w:trPr>
+          <w:cantSplit/>
+        </w:trPr>
         <w:tc>
           <w:tcPr>
             <w:tcW w:type="dxa" w:w="8666"/>
@@ -274,6 +280,9 @@
         <w:gridCol w:w="8666"/>
       </w:tblGrid>
       <w:tr>
+        <w:trPr>
+          <w:cantSplit/>
+        </w:trPr>
         <w:tc>
           <w:tcPr>
             <w:tcW w:type="dxa" w:w="8666"/>
@@ -293,6 +302,7 @@
           </w:tcPr>
           <w:p>
             <w:pPr>
+              <w:keepNext/>
               <w:tabs>
                 <w:tab w:val="right" w:pos="8306"/>
               </w:tabs>
@@ -326,6 +336,7 @@
     </w:tbl>
     <w:p>
       <w:pPr>
+        <w:keepNext/>
         <w:spacing w:after="130" w:before="110"/>
       </w:pPr>
       <w:r>
@@ -395,6 +406,9 @@
         <w:gridCol w:w="8666"/>
       </w:tblGrid>
       <w:tr>
+        <w:trPr>
+          <w:cantSplit/>
+        </w:trPr>
         <w:tc>
           <w:tcPr>
             <w:tcW w:type="dxa" w:w="8666"/>
@@ -414,6 +428,7 @@
           </w:tcPr>
           <w:p>
             <w:pPr>
+              <w:keepNext/>
               <w:tabs>
                 <w:tab w:val="right" w:pos="8306"/>
               </w:tabs>
@@ -458,6 +473,7 @@
     </w:tbl>
     <w:p>
       <w:pPr>
+        <w:keepNext/>
         <w:spacing w:after="130" w:before="110"/>
       </w:pPr>
       <w:r>
@@ -544,6 +560,9 @@
         <w:gridCol w:w="8666"/>
       </w:tblGrid>
       <w:tr>
+        <w:trPr>
+          <w:cantSplit/>
+        </w:trPr>
         <w:tc>
           <w:tcPr>
             <w:tcW w:type="dxa" w:w="8666"/>
@@ -563,6 +582,7 @@
           </w:tcPr>
           <w:p>
             <w:pPr>
+              <w:keepNext/>
               <w:tabs>
                 <w:tab w:val="right" w:pos="8306"/>
               </w:tabs>
@@ -607,6 +627,7 @@
     </w:tbl>
     <w:p>
       <w:pPr>
+        <w:keepNext/>
         <w:spacing w:after="130" w:before="110"/>
       </w:pPr>
       <w:r>
@@ -755,6 +776,9 @@
         <w:gridCol w:w="8666"/>
       </w:tblGrid>
       <w:tr>
+        <w:trPr>
+          <w:cantSplit/>
+        </w:trPr>
         <w:tc>
           <w:tcPr>
             <w:tcW w:type="dxa" w:w="8666"/>
@@ -774,6 +798,7 @@
           </w:tcPr>
           <w:p>
             <w:pPr>
+              <w:keepNext/>
               <w:tabs>
                 <w:tab w:val="right" w:pos="8306"/>
               </w:tabs>
@@ -818,6 +843,7 @@
     </w:tbl>
     <w:p>
       <w:pPr>
+        <w:keepNext/>
         <w:spacing w:after="130" w:before="110"/>
       </w:pPr>
       <w:r>
@@ -960,6 +986,9 @@
         <w:gridCol w:w="8666"/>
       </w:tblGrid>
       <w:tr>
+        <w:trPr>
+          <w:cantSplit/>
+        </w:trPr>
         <w:tc>
           <w:tcPr>
             <w:tcW w:type="dxa" w:w="8666"/>
@@ -979,6 +1008,7 @@
           </w:tcPr>
           <w:p>
             <w:pPr>
+              <w:keepNext/>
               <w:tabs>
                 <w:tab w:val="right" w:pos="8306"/>
               </w:tabs>
@@ -1023,6 +1053,7 @@
     </w:tbl>
     <w:p>
       <w:pPr>
+        <w:keepNext/>
         <w:spacing w:after="130" w:before="110"/>
       </w:pPr>
       <w:r>
@@ -1092,6 +1123,9 @@
         <w:gridCol w:w="8666"/>
       </w:tblGrid>
       <w:tr>
+        <w:trPr>
+          <w:cantSplit/>
+        </w:trPr>
         <w:tc>
           <w:tcPr>
             <w:tcW w:type="dxa" w:w="8666"/>
@@ -1111,6 +1145,7 @@
           </w:tcPr>
           <w:p>
             <w:pPr>
+              <w:keepNext/>
               <w:tabs>
                 <w:tab w:val="right" w:pos="8306"/>
               </w:tabs>
@@ -1155,6 +1190,7 @@
     </w:tbl>
     <w:p>
       <w:pPr>
+        <w:keepNext/>
         <w:spacing w:after="130" w:before="110"/>
       </w:pPr>
       <w:r>
@@ -1193,6 +1229,7 @@
       </w:tblGrid>
       <w:tr>
         <w:trPr>
+          <w:cantSplit/>
           <w:tblHeader/>
         </w:trPr>
         <w:tc>
@@ -1214,6 +1251,7 @@
           </w:tcPr>
           <w:p>
             <w:pPr>
+              <w:keepNext/>
               <w:spacing w:after="0"/>
             </w:pPr>
             <w:r>
@@ -1249,6 +1287,7 @@
           </w:tcPr>
           <w:p>
             <w:pPr>
+              <w:keepNext/>
               <w:spacing w:after="0"/>
             </w:pPr>
             <w:r>
@@ -1284,6 +1323,7 @@
           </w:tcPr>
           <w:p>
             <w:pPr>
+              <w:keepNext/>
               <w:spacing w:after="0"/>
             </w:pPr>
             <w:r>
@@ -1303,6 +1343,7 @@
       </w:tr>
       <w:tr>
         <w:trPr>
+          <w:cantSplit/>
           <w:trHeight w:val="460" w:hRule="atLeast"/>
         </w:trPr>
         <w:tc>
@@ -1374,6 +1415,7 @@
       </w:tr>
       <w:tr>
         <w:trPr>
+          <w:cantSplit/>
           <w:trHeight w:val="460" w:hRule="atLeast"/>
         </w:trPr>
         <w:tc>
@@ -1445,6 +1487,7 @@
       </w:tr>
       <w:tr>
         <w:trPr>
+          <w:cantSplit/>
           <w:trHeight w:val="460" w:hRule="atLeast"/>
         </w:trPr>
         <w:tc>
@@ -1516,6 +1559,7 @@
       </w:tr>
       <w:tr>
         <w:trPr>
+          <w:cantSplit/>
           <w:trHeight w:val="460" w:hRule="atLeast"/>
         </w:trPr>
         <w:tc>
@@ -1587,6 +1631,7 @@
       </w:tr>
       <w:tr>
         <w:trPr>
+          <w:cantSplit/>
           <w:trHeight w:val="460" w:hRule="atLeast"/>
         </w:trPr>
         <w:tc>
@@ -1658,6 +1703,7 @@
       </w:tr>
       <w:tr>
         <w:trPr>
+          <w:cantSplit/>
           <w:trHeight w:val="460" w:hRule="atLeast"/>
         </w:trPr>
         <w:tc>
@@ -1729,6 +1775,7 @@
       </w:tr>
       <w:tr>
         <w:trPr>
+          <w:cantSplit/>
           <w:trHeight w:val="460" w:hRule="atLeast"/>
         </w:trPr>
         <w:tc>
@@ -1821,6 +1868,9 @@
         <w:gridCol w:w="8666"/>
       </w:tblGrid>
       <w:tr>
+        <w:trPr>
+          <w:cantSplit/>
+        </w:trPr>
         <w:tc>
           <w:tcPr>
             <w:tcW w:type="dxa" w:w="8666"/>
@@ -1840,6 +1890,7 @@
           </w:tcPr>
           <w:p>
             <w:pPr>
+              <w:keepNext/>
               <w:tabs>
                 <w:tab w:val="right" w:pos="8306"/>
               </w:tabs>
@@ -1896,7 +1947,7 @@
           <w:sz w:val="21"/>
           <w:szCs w:val="21"/>
         </w:rPr>
-        <w:t xml:space="preserve">Quem eu vou buscar hoje? ______________________________________</w:t>
+        <w:t xml:space="preserve">Quem eu vou buscar hoje? _______________________________________</w:t>
       </w:r>
     </w:p>
     <w:p>
@@ -1919,7 +1970,7 @@
           <w:sz w:val="21"/>
           <w:szCs w:val="21"/>
         </w:rPr>
-        <w:t xml:space="preserve">Quem faltou na semana passada? ________________________________</w:t>
+        <w:t xml:space="preserve">Quem faltou na semana passada? _________________________________</w:t>
       </w:r>
     </w:p>
     <w:p>
@@ -1989,6 +2040,9 @@
         <w:gridCol w:w="8666"/>
       </w:tblGrid>
       <w:tr>
+        <w:trPr>
+          <w:cantSplit/>
+        </w:trPr>
         <w:tc>
           <w:tcPr>
             <w:tcW w:type="dxa" w:w="8666"/>
@@ -2008,6 +2062,7 @@
           </w:tcPr>
           <w:p>
             <w:pPr>
+              <w:keepNext/>
               <w:tabs>
                 <w:tab w:val="right" w:pos="8306"/>
               </w:tabs>
@@ -2172,6 +2227,9 @@
         <w:gridCol w:w="8666"/>
       </w:tblGrid>
       <w:tr>
+        <w:trPr>
+          <w:cantSplit/>
+        </w:trPr>
         <w:tc>
           <w:tcPr>
             <w:tcW w:type="dxa" w:w="8666"/>
@@ -2255,15 +2313,10 @@
     </w:tbl>
     <w:p>
       <w:pPr>
-        <w:spacing w:after="300"/>
-      </w:pPr>
-    </w:p>
-    <w:p>
-      <w:pPr>
         <w:pBdr>
           <w:top w:val="single" w:color="C8955B" w:sz="8" w:space="10"/>
         </w:pBdr>
-        <w:spacing w:after="30"/>
+        <w:spacing w:after="30" w:before="300"/>
         <w:jc w:val="center"/>
       </w:pPr>
     </w:p>
@@ -2628,6 +2681,57 @@
     </w:lvl>
   </w:abstractNum>
   <w:abstractNum w:abstractNumId="7" w15:restartNumberingAfterBreak="0">
+    <w:multiLevelType w:val="hybridMultilevel"/>
+    <w:lvl w:ilvl="0" w15:tentative="1">
+      <w:start w:val="1"/>
+      <w:numFmt w:val="decimal"/>
+      <w:lvlText w:val="%1."/>
+      <w:lvlJc w:val="left"/>
+      <w:pPr>
+        <w:ind w:left="460" w:hanging="320"/>
+      </w:pPr>
+      <w:rPr>
+        <w:b/>
+        <w:bCs/>
+        <w:color w:val="9C6F3D"/>
+      </w:rPr>
+    </w:lvl>
+  </w:abstractNum>
+  <w:abstractNum w:abstractNumId="8" w15:restartNumberingAfterBreak="0">
+    <w:multiLevelType w:val="hybridMultilevel"/>
+    <w:lvl w:ilvl="0" w15:tentative="1">
+      <w:start w:val="1"/>
+      <w:numFmt w:val="decimal"/>
+      <w:lvlText w:val="%1."/>
+      <w:lvlJc w:val="left"/>
+      <w:pPr>
+        <w:ind w:left="460" w:hanging="320"/>
+      </w:pPr>
+      <w:rPr>
+        <w:b/>
+        <w:bCs/>
+        <w:color w:val="9C6F3D"/>
+      </w:rPr>
+    </w:lvl>
+  </w:abstractNum>
+  <w:abstractNum w:abstractNumId="9" w15:restartNumberingAfterBreak="0">
+    <w:multiLevelType w:val="hybridMultilevel"/>
+    <w:lvl w:ilvl="0" w15:tentative="1">
+      <w:start w:val="1"/>
+      <w:numFmt w:val="decimal"/>
+      <w:lvlText w:val="%1."/>
+      <w:lvlJc w:val="left"/>
+      <w:pPr>
+        <w:ind w:left="460" w:hanging="320"/>
+      </w:pPr>
+      <w:rPr>
+        <w:b/>
+        <w:bCs/>
+        <w:color w:val="9C6F3D"/>
+      </w:rPr>
+    </w:lvl>
+  </w:abstractNum>
+  <w:abstractNum w:abstractNumId="10" w15:restartNumberingAfterBreak="0">
     <w:multiLevelType w:val="hybridMultilevel"/>
     <w:lvl w:ilvl="0" w15:tentative="1">
       <w:start w:val="1"/>
